--- a/pr-preview/pr-281/probability-basics-tracked-changes.docx
+++ b/pr-preview/pr-281/probability-basics-tracked-changes.docx
@@ -16,7 +16,7 @@
       </w:pPr>
       <w:del w:id="1" w:author="PR Preview" w:date="2026-01-01T00:00:00Z">
         <w:r>
-          <w:delText xml:space="preserve">Last modified: 2026-10-29 08:00:26 (PDT)</w:delText>
+          <w:delText xml:space="preserve">Last modified: 2026-10-29 13:42:11 (PDT)</w:delText>
         </w:r>
       </w:del>
     </w:p>
@@ -26,11 +26,11 @@
       </w:pPr>
       <w:ins w:id="2" w:author="PR Preview" w:date="2026-01-01T00:00:00Z">
         <w:r>
-          <w:t xml:space="preserve">Last modified: 2026-10-29 13:26:36 (PDT)</w:t>
+          <w:t xml:space="preserve">Last modified: 2026-10-29 13:48:16 (PDT)</w:t>
         </w:r>
       </w:ins>
     </w:p>
-    <w:bookmarkStart w:id="64" w:name="defining-probabilities"/>
+    <w:bookmarkStart w:id="68" w:name="defining-probabilities"/>
     <w:p>
       <w:pPr>
         <w:pStyle w:val="Heading2"/>
@@ -1531,7 +1531,7 @@
       </w:r>
     </w:p>
     <w:bookmarkEnd w:id="29"/>
-    <w:bookmarkStart w:id="30" w:name="def-occurs"/>
+    <w:bookmarkStart w:id="30" w:name="lem-sample-space-event"/>
     <w:p>
       <w:pPr>
         <w:pStyle w:val="BodyText"/>
@@ -1541,13 +1541,35 @@
           <w:b/>
           <w:bCs/>
         </w:rPr>
-        <w:t xml:space="preserve">Definition 7 (Occurrence of an event)</w:t>
-      </w:r>
-      <w:r>
-        <w:t xml:space="preserve"> </w:t>
-      </w:r>
-      <w:r>
-        <w:t xml:space="preserve">An</w:t>
+        <w:t xml:space="preserve">Lemma 1 (The sample space is an event)</w:t>
+      </w:r>
+      <w:r>
+        <w:t xml:space="preserve"> </w:t>
+      </w:r>
+      <w:hyperlink w:anchor="def-sample-space">
+        <w:r>
+          <w:rPr>
+            <w:rStyle w:val="Hyperlink"/>
+          </w:rPr>
+          <w:t xml:space="preserve">The sample space</w:t>
+        </w:r>
+      </w:hyperlink>
+      <w:r>
+        <w:t xml:space="preserve"> </w:t>
+      </w:r>
+      <m:oMath>
+        <m:r>
+          <m:rPr>
+            <m:sty m:val="p"/>
+          </m:rPr>
+          <m:t>Ω</m:t>
+        </m:r>
+      </m:oMath>
+      <w:r>
+        <w:t xml:space="preserve"> </w:t>
+      </w:r>
+      <w:r>
+        <w:t xml:space="preserve">is an</w:t>
       </w:r>
       <w:r>
         <w:t xml:space="preserve"> </w:t>
@@ -1561,6 +1583,367 @@
         </w:r>
       </w:hyperlink>
       <w:r>
+        <w:t xml:space="preserve">.</w:t>
+      </w:r>
+    </w:p>
+    <w:bookmarkEnd w:id="30"/>
+    <w:p>
+      <w:pPr>
+        <w:pStyle w:val="BodyText"/>
+      </w:pPr>
+      <w:r>
+        <w:rPr>
+          <w:i/>
+          <w:iCs/>
+        </w:rPr>
+        <w:t xml:space="preserve">Proof</w:t>
+      </w:r>
+      <w:r>
+        <w:t xml:space="preserve">. </w:t>
+      </w:r>
+      <w:r>
+        <w:t xml:space="preserve">The sample space is a subset of itself,</w:t>
+      </w:r>
+      <w:r>
+        <w:t xml:space="preserve"> </w:t>
+      </w:r>
+      <m:oMath>
+        <m:r>
+          <m:rPr>
+            <m:sty m:val="p"/>
+          </m:rPr>
+          <m:t>Ω</m:t>
+        </m:r>
+        <m:r>
+          <m:rPr>
+            <m:sty m:val="p"/>
+          </m:rPr>
+          <m:t>⊆</m:t>
+        </m:r>
+        <m:r>
+          <m:rPr>
+            <m:sty m:val="p"/>
+          </m:rPr>
+          <m:t>Ω</m:t>
+        </m:r>
+      </m:oMath>
+      <w:r>
+        <w:t xml:space="preserve">.</w:t>
+      </w:r>
+      <w:r>
+        <w:t xml:space="preserve"> </w:t>
+      </w:r>
+      <w:r>
+        <w:t xml:space="preserve">When every subset of</w:t>
+      </w:r>
+      <w:r>
+        <w:t xml:space="preserve"> </w:t>
+      </w:r>
+      <m:oMath>
+        <m:r>
+          <m:rPr>
+            <m:sty m:val="p"/>
+          </m:rPr>
+          <m:t>Ω</m:t>
+        </m:r>
+      </m:oMath>
+      <w:r>
+        <w:t xml:space="preserve"> </w:t>
+      </w:r>
+      <w:r>
+        <w:t xml:space="preserve">can be an event,</w:t>
+      </w:r>
+      <w:r>
+        <w:t xml:space="preserve"> </w:t>
+      </w:r>
+      <w:r>
+        <w:t xml:space="preserve">that is enough.</w:t>
+      </w:r>
+      <w:r>
+        <w:t xml:space="preserve"> </w:t>
+      </w:r>
+      <w:r>
+        <w:t xml:space="preserve">Otherwise the events are the subsets in a</w:t>
+      </w:r>
+      <w:r>
+        <w:t xml:space="preserve"> </w:t>
+      </w:r>
+      <w:hyperlink r:id="rId25">
+        <m:oMath>
+          <m:r>
+            <m:t>σ</m:t>
+          </m:r>
+        </m:oMath>
+        <w:r>
+          <w:rPr>
+            <w:rStyle w:val="Hyperlink"/>
+          </w:rPr>
+          <w:t xml:space="preserve">-algebra</w:t>
+        </w:r>
+      </w:hyperlink>
+      <w:r>
+        <w:t xml:space="preserve"> </w:t>
+      </w:r>
+      <m:oMath>
+        <m:r>
+          <m:rPr>
+            <m:scr m:val="script"/>
+            <m:sty m:val="p"/>
+          </m:rPr>
+          <m:t>S</m:t>
+        </m:r>
+      </m:oMath>
+      <w:r>
+        <w:t xml:space="preserve"> </w:t>
+      </w:r>
+      <w:r>
+        <w:t xml:space="preserve">on</w:t>
+      </w:r>
+      <w:r>
+        <w:t xml:space="preserve"> </w:t>
+      </w:r>
+      <m:oMath>
+        <m:r>
+          <m:rPr>
+            <m:sty m:val="p"/>
+          </m:rPr>
+          <m:t>Ω</m:t>
+        </m:r>
+      </m:oMath>
+      <w:r>
+        <w:t xml:space="preserve">,</w:t>
+      </w:r>
+      <w:r>
+        <w:t xml:space="preserve"> </w:t>
+      </w:r>
+      <w:r>
+        <w:t xml:space="preserve">and by its definition</w:t>
+      </w:r>
+      <w:r>
+        <w:t xml:space="preserve"> </w:t>
+      </w:r>
+      <m:oMath>
+        <m:r>
+          <m:rPr>
+            <m:scr m:val="script"/>
+            <m:sty m:val="p"/>
+          </m:rPr>
+          <m:t>S</m:t>
+        </m:r>
+      </m:oMath>
+      <w:r>
+        <w:t xml:space="preserve"> </w:t>
+      </w:r>
+      <w:r>
+        <w:t xml:space="preserve">contains</w:t>
+      </w:r>
+      <w:r>
+        <w:t xml:space="preserve"> </w:t>
+      </w:r>
+      <m:oMath>
+        <m:r>
+          <m:rPr>
+            <m:sty m:val="p"/>
+          </m:rPr>
+          <m:t>Ω</m:t>
+        </m:r>
+      </m:oMath>
+      <w:r>
+        <w:t xml:space="preserve"> </w:t>
+      </w:r>
+      <w:r>
+        <w:t xml:space="preserve">itself.</w:t>
+      </w:r>
+    </w:p>
+    <w:bookmarkStart w:id="31" w:name="exm-sample-space-event"/>
+    <w:p>
+      <w:pPr>
+        <w:pStyle w:val="BodyText"/>
+      </w:pPr>
+      <w:r>
+        <w:rPr>
+          <w:b/>
+          <w:bCs/>
+        </w:rPr>
+        <w:t xml:space="preserve">Example 8 (The die roll’s sample space as an event)</w:t>
+      </w:r>
+      <w:r>
+        <w:t xml:space="preserve"> </w:t>
+      </w:r>
+      <w:r>
+        <w:t xml:space="preserve">In</w:t>
+      </w:r>
+      <w:r>
+        <w:t xml:space="preserve"> </w:t>
+      </w:r>
+      <w:hyperlink w:anchor="exm-sample-space">
+        <w:r>
+          <w:rPr>
+            <w:rStyle w:val="Hyperlink"/>
+          </w:rPr>
+          <w:t xml:space="preserve">Example 6</w:t>
+        </w:r>
+      </w:hyperlink>
+      <w:r>
+        <w:t xml:space="preserve">, every subset of</w:t>
+      </w:r>
+      <w:r>
+        <w:t xml:space="preserve"> </w:t>
+      </w:r>
+      <m:oMath>
+        <m:r>
+          <m:rPr>
+            <m:sty m:val="p"/>
+          </m:rPr>
+          <m:t>Ω</m:t>
+        </m:r>
+        <m:r>
+          <m:rPr>
+            <m:sty m:val="p"/>
+          </m:rPr>
+          <m:t>=</m:t>
+        </m:r>
+        <m:r>
+          <m:t>​</m:t>
+        </m:r>
+        <m:d>
+          <m:dPr>
+            <m:begChr m:val="{"/>
+            <m:sepChr m:val=""/>
+            <m:endChr m:val="}"/>
+            <m:grow/>
+          </m:dPr>
+          <m:e>
+            <m:r>
+              <m:t>1</m:t>
+            </m:r>
+            <m:r>
+              <m:rPr>
+                <m:sty m:val="p"/>
+              </m:rPr>
+              <m:t>,</m:t>
+            </m:r>
+            <m:r>
+              <m:t>2</m:t>
+            </m:r>
+            <m:r>
+              <m:rPr>
+                <m:sty m:val="p"/>
+              </m:rPr>
+              <m:t>,</m:t>
+            </m:r>
+            <m:r>
+              <m:t>3</m:t>
+            </m:r>
+            <m:r>
+              <m:rPr>
+                <m:sty m:val="p"/>
+              </m:rPr>
+              <m:t>,</m:t>
+            </m:r>
+            <m:r>
+              <m:t>4</m:t>
+            </m:r>
+            <m:r>
+              <m:rPr>
+                <m:sty m:val="p"/>
+              </m:rPr>
+              <m:t>,</m:t>
+            </m:r>
+            <m:r>
+              <m:t>5</m:t>
+            </m:r>
+            <m:r>
+              <m:rPr>
+                <m:sty m:val="p"/>
+              </m:rPr>
+              <m:t>,</m:t>
+            </m:r>
+            <m:r>
+              <m:t>6</m:t>
+            </m:r>
+          </m:e>
+        </m:d>
+        <m:r>
+          <m:t>​</m:t>
+        </m:r>
+      </m:oMath>
+      <w:r>
+        <w:t xml:space="preserve"> </w:t>
+      </w:r>
+      <w:r>
+        <w:t xml:space="preserve">can be an event,</w:t>
+      </w:r>
+      <w:r>
+        <w:t xml:space="preserve"> </w:t>
+      </w:r>
+      <w:r>
+        <w:t xml:space="preserve">including</w:t>
+      </w:r>
+      <w:r>
+        <w:t xml:space="preserve"> </w:t>
+      </w:r>
+      <m:oMath>
+        <m:r>
+          <m:rPr>
+            <m:sty m:val="p"/>
+          </m:rPr>
+          <m:t>Ω</m:t>
+        </m:r>
+      </m:oMath>
+      <w:r>
+        <w:t xml:space="preserve"> </w:t>
+      </w:r>
+      <w:r>
+        <w:t xml:space="preserve">itself:</w:t>
+      </w:r>
+      <w:r>
+        <w:t xml:space="preserve"> </w:t>
+      </w:r>
+      <w:r>
+        <w:t xml:space="preserve">the event</w:t>
+      </w:r>
+      <w:r>
+        <w:t xml:space="preserve"> </w:t>
+      </w:r>
+      <w:r>
+        <w:t xml:space="preserve">“the roll is any of 1 through 6”</w:t>
+      </w:r>
+      <w:r>
+        <w:t xml:space="preserve">, which always occurs.</w:t>
+      </w:r>
+    </w:p>
+    <w:bookmarkEnd w:id="31"/>
+    <w:bookmarkStart w:id="32" w:name="def-occurs"/>
+    <w:p>
+      <w:pPr>
+        <w:pStyle w:val="BodyText"/>
+      </w:pPr>
+      <w:r>
+        <w:rPr>
+          <w:b/>
+          <w:bCs/>
+        </w:rPr>
+        <w:t xml:space="preserve">Definition 7 (Occurrence of an event)</w:t>
+      </w:r>
+      <w:r>
+        <w:t xml:space="preserve"> </w:t>
+      </w:r>
+      <w:r>
+        <w:t xml:space="preserve">An</w:t>
+      </w:r>
+      <w:r>
+        <w:t xml:space="preserve"> </w:t>
+      </w:r>
+      <w:hyperlink w:anchor="def-event">
+        <w:r>
+          <w:rPr>
+            <w:rStyle w:val="Hyperlink"/>
+          </w:rPr>
+          <w:t xml:space="preserve">event</w:t>
+        </w:r>
+      </w:hyperlink>
+      <w:r>
         <w:t xml:space="preserve"> </w:t>
       </w:r>
       <m:oMath>
@@ -1613,8 +1996,8 @@
         <w:t xml:space="preserve">.</w:t>
       </w:r>
     </w:p>
-    <w:bookmarkEnd w:id="30"/>
-    <w:bookmarkStart w:id="31" w:name="exm-occurs"/>
+    <w:bookmarkEnd w:id="32"/>
+    <w:bookmarkStart w:id="33" w:name="exm-occurs"/>
     <w:p>
       <w:pPr>
         <w:pStyle w:val="BodyText"/>
@@ -1624,7 +2007,7 @@
           <w:b/>
           <w:bCs/>
         </w:rPr>
-        <w:t xml:space="preserve">Example 8 (Rolling a 4)</w:t>
+        <w:t xml:space="preserve">Example 9 (Rolling a 4)</w:t>
       </w:r>
       <w:r>
         <w:t xml:space="preserve"> </w:t>
@@ -1818,8 +2201,8 @@
         <w:t xml:space="preserve">, does not occur.</w:t>
       </w:r>
     </w:p>
-    <w:bookmarkEnd w:id="31"/>
-    <w:bookmarkStart w:id="33" w:name="def-complement"/>
+    <w:bookmarkEnd w:id="33"/>
+    <w:bookmarkStart w:id="35" w:name="def-complement"/>
     <w:p>
       <w:pPr>
         <w:pStyle w:val="BodyText"/>
@@ -2283,7 +2666,7 @@
           <w:t xml:space="preserve"> </w:t>
         </w:r>
       </w:ins>
-      <w:hyperlink r:id="rId32">
+      <w:hyperlink r:id="rId34">
         <w:ins w:id="71" w:author="PR Preview" w:date="2026-01-01T00:00:00Z">
           <w:r>
             <w:rPr>
@@ -2443,7 +2826,7 @@
         </m:oMath>
       </m:oMathPara>
     </w:p>
-    <w:bookmarkEnd w:id="33"/>
+    <w:bookmarkEnd w:id="35"/>
     <w:p>
       <w:pPr>
         <w:pStyle w:val="FirstParagraph"/>
@@ -2503,7 +2886,7 @@
         <w:t xml:space="preserve">.</w:t>
       </w:r>
     </w:p>
-    <w:bookmarkStart w:id="34" w:name="exm-complement"/>
+    <w:bookmarkStart w:id="36" w:name="exm-complement"/>
     <w:p>
       <w:pPr>
         <w:pStyle w:val="BodyText"/>
@@ -2513,7 +2896,7 @@
           <w:b/>
           <w:bCs/>
         </w:rPr>
-        <w:t xml:space="preserve">Example 9 (Rolling an odd number)</w:t>
+        <w:t xml:space="preserve">Example 10 (Rolling an odd number)</w:t>
       </w:r>
       <w:r>
         <w:t xml:space="preserve"> </w:t>
@@ -2680,8 +3063,8 @@
         <w:t xml:space="preserve">.</w:t>
       </w:r>
     </w:p>
-    <w:bookmarkEnd w:id="34"/>
-    <w:bookmarkStart w:id="35" w:name="def-mutually-exclusive"/>
+    <w:bookmarkEnd w:id="36"/>
+    <w:bookmarkStart w:id="37" w:name="def-mutually-exclusive"/>
     <w:p>
       <w:pPr>
         <w:pStyle w:val="BodyText"/>
@@ -2913,7 +3296,7 @@
         </m:oMath>
       </m:oMathPara>
     </w:p>
-    <w:bookmarkEnd w:id="35"/>
+    <w:bookmarkEnd w:id="37"/>
     <w:p>
       <w:pPr>
         <w:pStyle w:val="FirstParagraph"/>
@@ -2940,7 +3323,7 @@
       <w:r>
         <w:t xml:space="preserve"> </w:t>
       </w:r>
-      <w:hyperlink r:id="rId36">
+      <w:hyperlink r:id="rId38">
         <w:r>
           <w:rPr>
             <w:rStyle w:val="Hyperlink"/>
@@ -2952,7 +3335,7 @@
         <w:t xml:space="preserve">.</w:t>
       </w:r>
     </w:p>
-    <w:bookmarkStart w:id="37" w:name="exm-mutually-exclusive"/>
+    <w:bookmarkStart w:id="39" w:name="exm-mutually-exclusive"/>
     <w:p>
       <w:pPr>
         <w:pStyle w:val="BodyText"/>
@@ -2962,7 +3345,7 @@
           <w:b/>
           <w:bCs/>
         </w:rPr>
-        <w:t xml:space="preserve">Example 10 (Low and high rolls)</w:t>
+        <w:t xml:space="preserve">Example 11 (Low and high rolls)</w:t>
       </w:r>
       <w:r>
         <w:t xml:space="preserve"> </w:t>
@@ -3210,8 +3593,8 @@
         <w:t xml:space="preserve">are not mutually exclusive: a roll of 2 is in both.</w:t>
       </w:r>
     </w:p>
-    <w:bookmarkEnd w:id="37"/>
-    <w:bookmarkStart w:id="38" w:name="def-partition"/>
+    <w:bookmarkEnd w:id="39"/>
+    <w:bookmarkStart w:id="40" w:name="def-partition"/>
     <w:p>
       <w:pPr>
         <w:pStyle w:val="BodyText"/>
@@ -3470,8 +3853,8 @@
         <w:t xml:space="preserve">.</w:t>
       </w:r>
     </w:p>
-    <w:bookmarkEnd w:id="38"/>
-    <w:bookmarkStart w:id="39" w:name="rem-partition-sample-space"/>
+    <w:bookmarkEnd w:id="40"/>
+    <w:bookmarkStart w:id="41" w:name="rem-partition-sample-space"/>
     <w:p>
       <w:pPr>
         <w:pStyle w:val="FirstParagraph"/>
@@ -3527,10 +3910,44 @@
         </m:r>
       </m:oMath>
       <w:r>
-        <w:t xml:space="preserve">.</w:t>
+        <w:t xml:space="preserve">,</w:t>
+      </w:r>
+      <w:r>
+        <w:t xml:space="preserve"> </w:t>
+      </w:r>
+      <w:r>
+        <w:t xml:space="preserve">which is allowed because</w:t>
+      </w:r>
+      <w:r>
+        <w:t xml:space="preserve"> </w:t>
+      </w:r>
+      <m:oMath>
+        <m:r>
+          <m:rPr>
+            <m:sty m:val="p"/>
+          </m:rPr>
+          <m:t>Ω</m:t>
+        </m:r>
+      </m:oMath>
+      <w:r>
+        <w:t xml:space="preserve"> </w:t>
+      </w:r>
+      <w:r>
+        <w:t xml:space="preserve">is an event (</w:t>
+      </w:r>
+      <w:hyperlink w:anchor="lem-sample-space-event">
+        <w:r>
+          <w:rPr>
+            <w:rStyle w:val="Hyperlink"/>
+          </w:rPr>
+          <w:t xml:space="preserve">Lemma 1</w:t>
+        </w:r>
+      </w:hyperlink>
+      <w:r>
+        <w:t xml:space="preserve">).</w:t>
       </w:r>
     </w:p>
-    <w:bookmarkEnd w:id="39"/>
+    <w:bookmarkEnd w:id="41"/>
     <w:p>
       <w:pPr>
         <w:pStyle w:val="BodyText"/>
@@ -3572,7 +3989,7 @@
         <w:t xml:space="preserve">to contain at least one outcome.</w:t>
       </w:r>
     </w:p>
-    <w:bookmarkStart w:id="40" w:name="exm-partition"/>
+    <w:bookmarkStart w:id="42" w:name="exm-partition"/>
     <w:p>
       <w:pPr>
         <w:pStyle w:val="BodyText"/>
@@ -3582,7 +3999,7 @@
           <w:b/>
           <w:bCs/>
         </w:rPr>
-        <w:t xml:space="preserve">Example 11 (Partitioning the die roll)</w:t>
+        <w:t xml:space="preserve">Example 12 (Partitioning the die roll)</w:t>
       </w:r>
       <w:r>
         <w:t xml:space="preserve"> </w:t>
@@ -3937,7 +4354,7 @@
           <w:rPr>
             <w:rStyle w:val="Hyperlink"/>
           </w:rPr>
-          <w:t xml:space="preserve">Example 10</w:t>
+          <w:t xml:space="preserve">Example 11</w:t>
         </w:r>
       </w:hyperlink>
       <w:r>
@@ -3961,8 +4378,8 @@
         <w:t xml:space="preserve">: their union leaves out 3 and 4.</w:t>
       </w:r>
     </w:p>
-    <w:bookmarkEnd w:id="40"/>
-    <w:bookmarkStart w:id="42" w:name="def-probability"/>
+    <w:bookmarkEnd w:id="42"/>
+    <w:bookmarkStart w:id="43" w:name="prp-complement-partition"/>
     <w:p>
       <w:pPr>
         <w:pStyle w:val="BodyText"/>
@@ -3972,54 +4389,103 @@
           <w:b/>
           <w:bCs/>
         </w:rPr>
-        <w:t xml:space="preserve">Definition 11 (Probability measure (probability function))</w:t>
-      </w:r>
-      <w:r>
-        <w:t xml:space="preserve"> </w:t>
-      </w:r>
-      <w:r>
-        <w:t xml:space="preserve">A</w:t>
-      </w:r>
-      <w:r>
-        <w:t xml:space="preserve"> </w:t>
-      </w:r>
-      <w:r>
-        <w:rPr>
-          <w:b/>
-          <w:bCs/>
-        </w:rPr>
-        <w:t xml:space="preserve">probability measure</w:t>
-      </w:r>
-      <w:r>
-        <w:t xml:space="preserve"> </w:t>
-      </w:r>
-      <w:r>
-        <w:t xml:space="preserve">(also called a</w:t>
-      </w:r>
-      <w:r>
-        <w:t xml:space="preserve"> </w:t>
-      </w:r>
-      <w:r>
-        <w:rPr>
-          <w:b/>
-          <w:bCs/>
-        </w:rPr>
-        <w:t xml:space="preserve">probability function</w:t>
-      </w:r>
-      <w:r>
-        <w:t xml:space="preserve"> </w:t>
-      </w:r>
-      <w:r>
-        <w:t xml:space="preserve">[4], Definition 1.2.4</w:t>
-      </w:r>
-      <w:r>
-        <w:t xml:space="preserve">)</w:t>
-      </w:r>
-      <w:r>
-        <w:t xml:space="preserve"> </w:t>
-      </w:r>
-      <w:r>
-        <w:t xml:space="preserve">on a</w:t>
+        <w:t xml:space="preserve">Proposition 1 (An event and its complement partition the sample space)</w:t>
+      </w:r>
+      <w:r>
+        <w:t xml:space="preserve"> </w:t>
+      </w:r>
+      <w:r>
+        <w:t xml:space="preserve">For any</w:t>
+      </w:r>
+      <w:r>
+        <w:t xml:space="preserve"> </w:t>
+      </w:r>
+      <w:hyperlink w:anchor="def-event">
+        <w:r>
+          <w:rPr>
+            <w:rStyle w:val="Hyperlink"/>
+          </w:rPr>
+          <w:t xml:space="preserve">event</w:t>
+        </w:r>
+      </w:hyperlink>
+      <w:r>
+        <w:t xml:space="preserve"> </w:t>
+      </w:r>
+      <m:oMath>
+        <m:r>
+          <m:t>A</m:t>
+        </m:r>
+      </m:oMath>
+      <w:r>
+        <w:t xml:space="preserve">,</w:t>
+      </w:r>
+      <w:r>
+        <w:t xml:space="preserve"> </w:t>
+      </w:r>
+      <w:r>
+        <w:t xml:space="preserve">the events</w:t>
+      </w:r>
+      <w:r>
+        <w:t xml:space="preserve"> </w:t>
+      </w:r>
+      <m:oMath>
+        <m:r>
+          <m:t>A</m:t>
+        </m:r>
+      </m:oMath>
+      <w:r>
+        <w:t xml:space="preserve"> </w:t>
+      </w:r>
+      <w:r>
+        <w:t xml:space="preserve">and its</w:t>
+      </w:r>
+      <w:r>
+        <w:t xml:space="preserve"> </w:t>
+      </w:r>
+      <w:hyperlink w:anchor="def-complement">
+        <w:r>
+          <w:rPr>
+            <w:rStyle w:val="Hyperlink"/>
+          </w:rPr>
+          <w:t xml:space="preserve">complement</w:t>
+        </w:r>
+      </w:hyperlink>
+      <w:r>
+        <w:t xml:space="preserve"> </w:t>
+      </w:r>
+      <m:oMath>
+        <m:r>
+          <m:rPr>
+            <m:sty m:val="p"/>
+          </m:rPr>
+          <m:t>¬</m:t>
+        </m:r>
+        <m:r>
+          <m:t>A</m:t>
+        </m:r>
+      </m:oMath>
+      <w:r>
+        <w:t xml:space="preserve"> </w:t>
+      </w:r>
+      <w:r>
+        <w:t xml:space="preserve">are a</w:t>
+      </w:r>
+      <w:r>
+        <w:t xml:space="preserve"> </w:t>
+      </w:r>
+      <w:hyperlink w:anchor="def-partition">
+        <w:r>
+          <w:rPr>
+            <w:rStyle w:val="Hyperlink"/>
+          </w:rPr>
+          <w:t xml:space="preserve">partition</w:t>
+        </w:r>
+      </w:hyperlink>
+      <w:r>
+        <w:t xml:space="preserve"> </w:t>
+      </w:r>
+      <w:r>
+        <w:t xml:space="preserve">of the</w:t>
       </w:r>
       <w:r>
         <w:t xml:space="preserve"> </w:t>
@@ -4044,12 +4510,693 @@
         </m:r>
       </m:oMath>
       <w:r>
+        <w:t xml:space="preserve">.</w:t>
+      </w:r>
+    </w:p>
+    <w:bookmarkEnd w:id="43"/>
+    <w:p>
+      <w:pPr>
+        <w:pStyle w:val="BodyText"/>
+      </w:pPr>
+      <w:r>
+        <w:rPr>
+          <w:i/>
+          <w:iCs/>
+        </w:rPr>
+        <w:t xml:space="preserve">Proof</w:t>
+      </w:r>
+      <w:r>
+        <w:t xml:space="preserve">. </w:t>
+      </w:r>
+      <w:r>
+        <w:t xml:space="preserve">The sample space</w:t>
+      </w:r>
+      <w:r>
+        <w:t xml:space="preserve"> </w:t>
+      </w:r>
+      <m:oMath>
+        <m:r>
+          <m:rPr>
+            <m:sty m:val="p"/>
+          </m:rPr>
+          <m:t>Ω</m:t>
+        </m:r>
+      </m:oMath>
+      <w:r>
+        <w:t xml:space="preserve"> </w:t>
+      </w:r>
+      <w:r>
+        <w:t xml:space="preserve">is an event (</w:t>
+      </w:r>
+      <w:hyperlink w:anchor="lem-sample-space-event">
+        <w:r>
+          <w:rPr>
+            <w:rStyle w:val="Hyperlink"/>
+          </w:rPr>
+          <w:t xml:space="preserve">Lemma 1</w:t>
+        </w:r>
+      </w:hyperlink>
+      <w:r>
+        <w:t xml:space="preserve">),</w:t>
+      </w:r>
+      <w:r>
+        <w:t xml:space="preserve"> </w:t>
+      </w:r>
+      <w:r>
+        <w:t xml:space="preserve">so a partition of it is defined.</w:t>
+      </w:r>
+      <w:r>
+        <w:t xml:space="preserve"> </w:t>
+      </w:r>
+      <w:r>
+        <w:t xml:space="preserve">The complement</w:t>
+      </w:r>
+      <w:r>
+        <w:t xml:space="preserve"> </w:t>
+      </w:r>
+      <m:oMath>
+        <m:r>
+          <m:rPr>
+            <m:sty m:val="p"/>
+          </m:rPr>
+          <m:t>¬</m:t>
+        </m:r>
+        <m:r>
+          <m:t>A</m:t>
+        </m:r>
+      </m:oMath>
+      <w:r>
+        <w:t xml:space="preserve"> </w:t>
+      </w:r>
+      <w:r>
+        <w:t xml:space="preserve">is the</w:t>
+      </w:r>
+      <w:r>
+        <w:t xml:space="preserve"> </w:t>
+      </w:r>
+      <w:hyperlink r:id="rId34">
+        <w:r>
+          <w:rPr>
+            <w:rStyle w:val="Hyperlink"/>
+          </w:rPr>
+          <w:t xml:space="preserve">set difference</w:t>
+        </w:r>
+      </w:hyperlink>
+      <w:r>
+        <w:t xml:space="preserve"> </w:t>
+      </w:r>
+      <m:oMath>
+        <m:r>
+          <m:rPr>
+            <m:sty m:val="p"/>
+          </m:rPr>
+          <m:t>Ω</m:t>
+        </m:r>
+        <m:r>
+          <m:rPr>
+            <m:sty m:val="p"/>
+          </m:rPr>
+          <m:t>\</m:t>
+        </m:r>
+        <m:r>
+          <m:t>A</m:t>
+        </m:r>
+      </m:oMath>
+      <w:r>
         <w:t xml:space="preserve">,</w:t>
       </w:r>
       <w:r>
         <w:t xml:space="preserve"> </w:t>
       </w:r>
       <w:r>
+        <w:t xml:space="preserve">which is an event</w:t>
+      </w:r>
+      <w:r>
+        <w:t xml:space="preserve"> </w:t>
+      </w:r>
+      <w:r>
+        <w:t xml:space="preserve">because the events are closed under complements in</w:t>
+      </w:r>
+      <w:r>
+        <w:t xml:space="preserve"> </w:t>
+      </w:r>
+      <m:oMath>
+        <m:r>
+          <m:rPr>
+            <m:sty m:val="p"/>
+          </m:rPr>
+          <m:t>Ω</m:t>
+        </m:r>
+      </m:oMath>
+      <w:r>
+        <w:t xml:space="preserve">,</w:t>
+      </w:r>
+      <w:r>
+        <w:t xml:space="preserve"> </w:t>
+      </w:r>
+      <w:r>
+        <w:t xml:space="preserve">by the complement requirement of a</w:t>
+      </w:r>
+      <w:r>
+        <w:t xml:space="preserve"> </w:t>
+      </w:r>
+      <w:hyperlink r:id="rId25">
+        <m:oMath>
+          <m:r>
+            <m:t>σ</m:t>
+          </m:r>
+        </m:oMath>
+        <w:r>
+          <w:rPr>
+            <w:rStyle w:val="Hyperlink"/>
+          </w:rPr>
+          <w:t xml:space="preserve">-algebra</w:t>
+        </w:r>
+      </w:hyperlink>
+      <w:r>
+        <w:t xml:space="preserve">.</w:t>
+      </w:r>
+      <w:r>
+        <w:t xml:space="preserve"> </w:t>
+      </w:r>
+      <w:r>
+        <w:t xml:space="preserve">The events</w:t>
+      </w:r>
+      <w:r>
+        <w:t xml:space="preserve"> </w:t>
+      </w:r>
+      <m:oMath>
+        <m:r>
+          <m:t>A</m:t>
+        </m:r>
+      </m:oMath>
+      <w:r>
+        <w:t xml:space="preserve"> </w:t>
+      </w:r>
+      <w:r>
+        <w:t xml:space="preserve">and</w:t>
+      </w:r>
+      <w:r>
+        <w:t xml:space="preserve"> </w:t>
+      </w:r>
+      <m:oMath>
+        <m:r>
+          <m:rPr>
+            <m:sty m:val="p"/>
+          </m:rPr>
+          <m:t>¬</m:t>
+        </m:r>
+        <m:r>
+          <m:t>A</m:t>
+        </m:r>
+      </m:oMath>
+      <w:r>
+        <w:t xml:space="preserve"> </w:t>
+      </w:r>
+      <w:r>
+        <w:t xml:space="preserve">are mutually exclusive,</w:t>
+      </w:r>
+      <w:r>
+        <w:t xml:space="preserve"> </w:t>
+      </w:r>
+      <w:r>
+        <w:t xml:space="preserve">because</w:t>
+      </w:r>
+      <w:r>
+        <w:t xml:space="preserve"> </w:t>
+      </w:r>
+      <m:oMath>
+        <m:r>
+          <m:rPr>
+            <m:sty m:val="p"/>
+          </m:rPr>
+          <m:t>¬</m:t>
+        </m:r>
+        <m:r>
+          <m:t>A</m:t>
+        </m:r>
+      </m:oMath>
+      <w:r>
+        <w:t xml:space="preserve"> </w:t>
+      </w:r>
+      <w:r>
+        <w:t xml:space="preserve">contains only elements not in</w:t>
+      </w:r>
+      <w:r>
+        <w:t xml:space="preserve"> </w:t>
+      </w:r>
+      <m:oMath>
+        <m:r>
+          <m:t>A</m:t>
+        </m:r>
+      </m:oMath>
+      <w:r>
+        <w:t xml:space="preserve">.</w:t>
+      </w:r>
+      <w:r>
+        <w:t xml:space="preserve"> </w:t>
+      </w:r>
+      <w:r>
+        <w:t xml:space="preserve">Their union is</w:t>
+      </w:r>
+      <w:r>
+        <w:t xml:space="preserve"> </w:t>
+      </w:r>
+      <m:oMath>
+        <m:r>
+          <m:rPr>
+            <m:sty m:val="p"/>
+          </m:rPr>
+          <m:t>Ω</m:t>
+        </m:r>
+      </m:oMath>
+      <w:r>
+        <w:t xml:space="preserve">,</w:t>
+      </w:r>
+      <w:r>
+        <w:t xml:space="preserve"> </w:t>
+      </w:r>
+      <w:r>
+        <w:t xml:space="preserve">because each element of</w:t>
+      </w:r>
+      <w:r>
+        <w:t xml:space="preserve"> </w:t>
+      </w:r>
+      <m:oMath>
+        <m:r>
+          <m:rPr>
+            <m:sty m:val="p"/>
+          </m:rPr>
+          <m:t>Ω</m:t>
+        </m:r>
+      </m:oMath>
+      <w:r>
+        <w:t xml:space="preserve"> </w:t>
+      </w:r>
+      <w:r>
+        <w:t xml:space="preserve">is either in</w:t>
+      </w:r>
+      <w:r>
+        <w:t xml:space="preserve"> </w:t>
+      </w:r>
+      <m:oMath>
+        <m:r>
+          <m:t>A</m:t>
+        </m:r>
+      </m:oMath>
+      <w:r>
+        <w:t xml:space="preserve"> </w:t>
+      </w:r>
+      <w:r>
+        <w:t xml:space="preserve">or not in</w:t>
+      </w:r>
+      <w:r>
+        <w:t xml:space="preserve"> </w:t>
+      </w:r>
+      <m:oMath>
+        <m:r>
+          <m:t>A</m:t>
+        </m:r>
+      </m:oMath>
+      <w:r>
+        <w:t xml:space="preserve">.</w:t>
+      </w:r>
+    </w:p>
+    <w:bookmarkStart w:id="44" w:name="exm-complement-partition"/>
+    <w:p>
+      <w:pPr>
+        <w:pStyle w:val="BodyText"/>
+      </w:pPr>
+      <w:r>
+        <w:rPr>
+          <w:b/>
+          <w:bCs/>
+        </w:rPr>
+        <w:t xml:space="preserve">Example 13 (Even and odd rolls)</w:t>
+      </w:r>
+      <w:r>
+        <w:t xml:space="preserve"> </w:t>
+      </w:r>
+      <w:r>
+        <w:t xml:space="preserve">In</w:t>
+      </w:r>
+      <w:r>
+        <w:t xml:space="preserve"> </w:t>
+      </w:r>
+      <w:hyperlink w:anchor="exm-event">
+        <w:r>
+          <w:rPr>
+            <w:rStyle w:val="Hyperlink"/>
+          </w:rPr>
+          <w:t xml:space="preserve">Example 7</w:t>
+        </w:r>
+      </w:hyperlink>
+      <w:r>
+        <w:t xml:space="preserve"> </w:t>
+      </w:r>
+      <w:r>
+        <w:t xml:space="preserve">and</w:t>
+      </w:r>
+      <w:r>
+        <w:t xml:space="preserve"> </w:t>
+      </w:r>
+      <w:hyperlink w:anchor="exm-complement">
+        <w:r>
+          <w:rPr>
+            <w:rStyle w:val="Hyperlink"/>
+          </w:rPr>
+          <w:t xml:space="preserve">Example 10</w:t>
+        </w:r>
+      </w:hyperlink>
+      <w:r>
+        <w:t xml:space="preserve">,</w:t>
+      </w:r>
+      <w:r>
+        <w:t xml:space="preserve"> </w:t>
+      </w:r>
+      <w:r>
+        <w:t xml:space="preserve">the event</w:t>
+      </w:r>
+      <w:r>
+        <w:t xml:space="preserve"> </w:t>
+      </w:r>
+      <m:oMath>
+        <m:r>
+          <m:t>A</m:t>
+        </m:r>
+        <m:r>
+          <m:rPr>
+            <m:sty m:val="p"/>
+          </m:rPr>
+          <m:t>=</m:t>
+        </m:r>
+        <m:r>
+          <m:t>​</m:t>
+        </m:r>
+        <m:d>
+          <m:dPr>
+            <m:begChr m:val="{"/>
+            <m:sepChr m:val=""/>
+            <m:endChr m:val="}"/>
+            <m:grow/>
+          </m:dPr>
+          <m:e>
+            <m:r>
+              <m:t>2</m:t>
+            </m:r>
+            <m:r>
+              <m:rPr>
+                <m:sty m:val="p"/>
+              </m:rPr>
+              <m:t>,</m:t>
+            </m:r>
+            <m:r>
+              <m:t>4</m:t>
+            </m:r>
+            <m:r>
+              <m:rPr>
+                <m:sty m:val="p"/>
+              </m:rPr>
+              <m:t>,</m:t>
+            </m:r>
+            <m:r>
+              <m:t>6</m:t>
+            </m:r>
+          </m:e>
+        </m:d>
+        <m:r>
+          <m:t>​</m:t>
+        </m:r>
+      </m:oMath>
+      <w:r>
+        <w:t xml:space="preserve"> </w:t>
+      </w:r>
+      <w:r>
+        <w:t xml:space="preserve">and its complement</w:t>
+      </w:r>
+      <w:r>
+        <w:t xml:space="preserve"> </w:t>
+      </w:r>
+      <m:oMath>
+        <m:r>
+          <m:rPr>
+            <m:sty m:val="p"/>
+          </m:rPr>
+          <m:t>¬</m:t>
+        </m:r>
+        <m:r>
+          <m:t>A</m:t>
+        </m:r>
+        <m:r>
+          <m:rPr>
+            <m:sty m:val="p"/>
+          </m:rPr>
+          <m:t>=</m:t>
+        </m:r>
+        <m:r>
+          <m:t>​</m:t>
+        </m:r>
+        <m:d>
+          <m:dPr>
+            <m:begChr m:val="{"/>
+            <m:sepChr m:val=""/>
+            <m:endChr m:val="}"/>
+            <m:grow/>
+          </m:dPr>
+          <m:e>
+            <m:r>
+              <m:t>1</m:t>
+            </m:r>
+            <m:r>
+              <m:rPr>
+                <m:sty m:val="p"/>
+              </m:rPr>
+              <m:t>,</m:t>
+            </m:r>
+            <m:r>
+              <m:t>3</m:t>
+            </m:r>
+            <m:r>
+              <m:rPr>
+                <m:sty m:val="p"/>
+              </m:rPr>
+              <m:t>,</m:t>
+            </m:r>
+            <m:r>
+              <m:t>5</m:t>
+            </m:r>
+          </m:e>
+        </m:d>
+        <m:r>
+          <m:t>​</m:t>
+        </m:r>
+      </m:oMath>
+      <w:r>
+        <w:t xml:space="preserve"> </w:t>
+      </w:r>
+      <w:r>
+        <w:t xml:space="preserve">are mutually exclusive,</w:t>
+      </w:r>
+      <w:r>
+        <w:t xml:space="preserve"> </w:t>
+      </w:r>
+      <w:r>
+        <w:t xml:space="preserve">and their union is</w:t>
+      </w:r>
+      <w:r>
+        <w:t xml:space="preserve"> </w:t>
+      </w:r>
+      <m:oMath>
+        <m:r>
+          <m:rPr>
+            <m:sty m:val="p"/>
+          </m:rPr>
+          <m:t>Ω</m:t>
+        </m:r>
+        <m:r>
+          <m:rPr>
+            <m:sty m:val="p"/>
+          </m:rPr>
+          <m:t>=</m:t>
+        </m:r>
+        <m:r>
+          <m:t>​</m:t>
+        </m:r>
+        <m:d>
+          <m:dPr>
+            <m:begChr m:val="{"/>
+            <m:sepChr m:val=""/>
+            <m:endChr m:val="}"/>
+            <m:grow/>
+          </m:dPr>
+          <m:e>
+            <m:r>
+              <m:t>1</m:t>
+            </m:r>
+            <m:r>
+              <m:rPr>
+                <m:sty m:val="p"/>
+              </m:rPr>
+              <m:t>,</m:t>
+            </m:r>
+            <m:r>
+              <m:t>2</m:t>
+            </m:r>
+            <m:r>
+              <m:rPr>
+                <m:sty m:val="p"/>
+              </m:rPr>
+              <m:t>,</m:t>
+            </m:r>
+            <m:r>
+              <m:t>3</m:t>
+            </m:r>
+            <m:r>
+              <m:rPr>
+                <m:sty m:val="p"/>
+              </m:rPr>
+              <m:t>,</m:t>
+            </m:r>
+            <m:r>
+              <m:t>4</m:t>
+            </m:r>
+            <m:r>
+              <m:rPr>
+                <m:sty m:val="p"/>
+              </m:rPr>
+              <m:t>,</m:t>
+            </m:r>
+            <m:r>
+              <m:t>5</m:t>
+            </m:r>
+            <m:r>
+              <m:rPr>
+                <m:sty m:val="p"/>
+              </m:rPr>
+              <m:t>,</m:t>
+            </m:r>
+            <m:r>
+              <m:t>6</m:t>
+            </m:r>
+          </m:e>
+        </m:d>
+        <m:r>
+          <m:t>​</m:t>
+        </m:r>
+      </m:oMath>
+      <w:r>
+        <w:t xml:space="preserve">,</w:t>
+      </w:r>
+      <w:r>
+        <w:t xml:space="preserve"> </w:t>
+      </w:r>
+      <w:r>
+        <w:t xml:space="preserve">so they partition</w:t>
+      </w:r>
+      <w:r>
+        <w:t xml:space="preserve"> </w:t>
+      </w:r>
+      <m:oMath>
+        <m:r>
+          <m:rPr>
+            <m:sty m:val="p"/>
+          </m:rPr>
+          <m:t>Ω</m:t>
+        </m:r>
+      </m:oMath>
+      <w:r>
+        <w:t xml:space="preserve">.</w:t>
+      </w:r>
+    </w:p>
+    <w:bookmarkEnd w:id="44"/>
+    <w:bookmarkStart w:id="46" w:name="def-probability"/>
+    <w:p>
+      <w:pPr>
+        <w:pStyle w:val="BodyText"/>
+      </w:pPr>
+      <w:r>
+        <w:rPr>
+          <w:b/>
+          <w:bCs/>
+        </w:rPr>
+        <w:t xml:space="preserve">Definition 11 (Probability measure (probability function))</w:t>
+      </w:r>
+      <w:r>
+        <w:t xml:space="preserve"> </w:t>
+      </w:r>
+      <w:r>
+        <w:t xml:space="preserve">A</w:t>
+      </w:r>
+      <w:r>
+        <w:t xml:space="preserve"> </w:t>
+      </w:r>
+      <w:r>
+        <w:rPr>
+          <w:b/>
+          <w:bCs/>
+        </w:rPr>
+        <w:t xml:space="preserve">probability measure</w:t>
+      </w:r>
+      <w:r>
+        <w:t xml:space="preserve"> </w:t>
+      </w:r>
+      <w:r>
+        <w:t xml:space="preserve">(also called a</w:t>
+      </w:r>
+      <w:r>
+        <w:t xml:space="preserve"> </w:t>
+      </w:r>
+      <w:r>
+        <w:rPr>
+          <w:b/>
+          <w:bCs/>
+        </w:rPr>
+        <w:t xml:space="preserve">probability function</w:t>
+      </w:r>
+      <w:r>
+        <w:t xml:space="preserve"> </w:t>
+      </w:r>
+      <w:r>
+        <w:t xml:space="preserve">[4], Definition 1.2.4</w:t>
+      </w:r>
+      <w:r>
+        <w:t xml:space="preserve">)</w:t>
+      </w:r>
+      <w:r>
+        <w:t xml:space="preserve"> </w:t>
+      </w:r>
+      <w:r>
+        <w:t xml:space="preserve">on a</w:t>
+      </w:r>
+      <w:r>
+        <w:t xml:space="preserve"> </w:t>
+      </w:r>
+      <w:hyperlink w:anchor="def-sample-space">
+        <w:r>
+          <w:rPr>
+            <w:rStyle w:val="Hyperlink"/>
+          </w:rPr>
+          <w:t xml:space="preserve">sample space</w:t>
+        </w:r>
+      </w:hyperlink>
+      <w:r>
+        <w:t xml:space="preserve"> </w:t>
+      </w:r>
+      <m:oMath>
+        <m:r>
+          <m:rPr>
+            <m:sty m:val="p"/>
+          </m:rPr>
+          <m:t>Ω</m:t>
+        </m:r>
+      </m:oMath>
+      <w:r>
+        <w:t xml:space="preserve">,</w:t>
+      </w:r>
+      <w:r>
+        <w:t xml:space="preserve"> </w:t>
+      </w:r>
+      <w:r>
         <w:t xml:space="preserve">often denoted</w:t>
       </w:r>
       <w:r>
@@ -4117,7 +5264,7 @@
       <w:r>
         <w:t xml:space="preserve"> </w:t>
       </w:r>
-      <w:hyperlink r:id="rId41">
+      <w:hyperlink r:id="rId45">
         <w:r>
           <w:rPr>
             <w:rStyle w:val="Hyperlink"/>
@@ -4220,8 +5367,8 @@
         </m:oMath>
       </m:oMathPara>
     </w:p>
-    <w:bookmarkEnd w:id="42"/>
-    <w:bookmarkStart w:id="44" w:name="exm-probability"/>
+    <w:bookmarkEnd w:id="46"/>
+    <w:bookmarkStart w:id="48" w:name="exm-probability"/>
     <w:p>
       <w:pPr>
         <w:pStyle w:val="FirstParagraph"/>
@@ -4231,7 +5378,7 @@
           <w:b/>
           <w:bCs/>
         </w:rPr>
-        <w:t xml:space="preserve">Example 12 (Probability measure for a fair die)</w:t>
+        <w:t xml:space="preserve">Example 14 (Probability measure for a fair die)</w:t>
       </w:r>
       <w:r>
         <w:t xml:space="preserve"> </w:t>
@@ -4471,7 +5618,7 @@
       <w:r>
         <w:t xml:space="preserve">(</w:t>
       </w:r>
-      <w:hyperlink r:id="rId43">
+      <w:hyperlink r:id="rId47">
         <w:r>
           <w:rPr>
             <w:rStyle w:val="Hyperlink"/>
@@ -4491,7 +5638,7 @@
       <w:r>
         <w:t xml:space="preserve"> </w:t>
       </w:r>
-      <w:hyperlink r:id="rId41">
+      <w:hyperlink r:id="rId45">
         <w:r>
           <w:rPr>
             <w:rStyle w:val="Hyperlink"/>
@@ -4765,8 +5912,8 @@
         </m:oMath>
       </m:oMathPara>
     </w:p>
-    <w:bookmarkEnd w:id="44"/>
-    <w:bookmarkStart w:id="46" w:name="cor-probability-finitely-additive"/>
+    <w:bookmarkEnd w:id="48"/>
+    <w:bookmarkStart w:id="50" w:name="cor-probability-finitely-additive"/>
     <w:p>
       <w:pPr>
         <w:pStyle w:val="FirstParagraph"/>
@@ -4804,7 +5951,7 @@
       <w:r>
         <w:t xml:space="preserve"> </w:t>
       </w:r>
-      <w:hyperlink r:id="rId45">
+      <w:hyperlink r:id="rId49">
         <w:r>
           <w:rPr>
             <w:rStyle w:val="Hyperlink"/>
@@ -5026,7 +6173,7 @@
         </m:oMath>
       </m:oMathPara>
     </w:p>
-    <w:bookmarkEnd w:id="46"/>
+    <w:bookmarkEnd w:id="50"/>
     <w:p>
       <w:pPr>
         <w:pStyle w:val="FirstParagraph"/>
@@ -5064,7 +6211,7 @@
       <w:r>
         <w:t xml:space="preserve"> </w:t>
       </w:r>
-      <w:hyperlink r:id="rId47">
+      <w:hyperlink r:id="rId51">
         <w:r>
           <w:rPr>
             <w:rStyle w:val="Hyperlink"/>
@@ -5079,7 +6226,7 @@
         <w:t xml:space="preserve">applies to it.</w:t>
       </w:r>
     </w:p>
-    <w:bookmarkStart w:id="48" w:name="thm-continuity-probability"/>
+    <w:bookmarkStart w:id="52" w:name="thm-continuity-probability"/>
     <w:p>
       <w:pPr>
         <w:pStyle w:val="BodyText"/>
@@ -5305,7 +6452,7 @@
         </m:oMath>
       </m:oMathPara>
     </w:p>
-    <w:bookmarkEnd w:id="48"/>
+    <w:bookmarkEnd w:id="52"/>
     <w:p>
       <w:pPr>
         <w:pStyle w:val="FirstParagraph"/>
@@ -5577,7 +6724,7 @@
       <w:r>
         <w:t xml:space="preserve"> </w:t>
       </w:r>
-      <w:hyperlink r:id="rId49">
+      <w:hyperlink r:id="rId53">
         <w:r>
           <w:rPr>
             <w:rStyle w:val="Hyperlink"/>
@@ -8101,7 +9248,7 @@
         <w:t xml:space="preserve">valid.</w:t>
       </w:r>
     </w:p>
-    <w:bookmarkStart w:id="51" w:name="thm-kolmogorov-axioms"/>
+    <w:bookmarkStart w:id="55" w:name="thm-kolmogorov-axioms"/>
     <w:p>
       <w:pPr>
         <w:pStyle w:val="BodyText"/>
@@ -8371,7 +9518,7 @@
       <w:r>
         <w:t xml:space="preserve"> </w:t>
       </w:r>
-      <w:hyperlink r:id="rId50">
+      <w:hyperlink r:id="rId54">
         <w:r>
           <w:rPr>
             <w:rStyle w:val="Hyperlink"/>
@@ -8606,7 +9753,7 @@
         </m:oMath>
       </m:oMathPara>
     </w:p>
-    <w:bookmarkEnd w:id="51"/>
+    <w:bookmarkEnd w:id="55"/>
     <w:p>
       <w:pPr>
         <w:pStyle w:val="FirstParagraph"/>
@@ -8650,7 +9797,7 @@
       <w:r>
         <w:t xml:space="preserve"> </w:t>
       </w:r>
-      <w:hyperlink r:id="rId41">
+      <w:hyperlink r:id="rId45">
         <w:r>
           <w:rPr>
             <w:rStyle w:val="Hyperlink"/>
@@ -8664,7 +9811,7 @@
       <w:r>
         <w:t xml:space="preserve"> </w:t>
       </w:r>
-      <w:hyperlink r:id="rId52">
+      <w:hyperlink r:id="rId56">
         <w:r>
           <w:rPr>
             <w:rStyle w:val="Hyperlink"/>
@@ -8892,7 +10039,7 @@
       <w:r>
         <w:t xml:space="preserve"> </w:t>
       </w:r>
-      <w:hyperlink r:id="rId50">
+      <w:hyperlink r:id="rId54">
         <w:r>
           <w:rPr>
             <w:rStyle w:val="Hyperlink"/>
@@ -8912,7 +10059,7 @@
       <w:r>
         <w:t xml:space="preserve"> </w:t>
       </w:r>
-      <w:hyperlink r:id="rId53">
+      <w:hyperlink r:id="rId57">
         <w:r>
           <w:rPr>
             <w:rStyle w:val="Hyperlink"/>
@@ -9074,7 +10221,7 @@
       <w:r>
         <w:t xml:space="preserve"> </w:t>
       </w:r>
-      <w:hyperlink r:id="rId41">
+      <w:hyperlink r:id="rId45">
         <w:r>
           <w:rPr>
             <w:rStyle w:val="Hyperlink"/>
@@ -9282,7 +10429,7 @@
         <w:t xml:space="preserve">the proof above derives it.</w:t>
       </w:r>
     </w:p>
-    <w:bookmarkStart w:id="54" w:name="thm-prob-subset"/>
+    <w:bookmarkStart w:id="58" w:name="thm-prob-subset"/>
     <w:p>
       <w:pPr>
         <w:pStyle w:val="BodyText"/>
@@ -9414,7 +10561,7 @@
         <w:t xml:space="preserve">.</w:t>
       </w:r>
     </w:p>
-    <w:bookmarkEnd w:id="54"/>
+    <w:bookmarkEnd w:id="58"/>
     <w:p>
       <w:pPr>
         <w:pStyle w:val="BodyText"/>
@@ -9578,7 +10725,7 @@
         <w:t xml:space="preserve">.</w:t>
       </w:r>
     </w:p>
-    <w:bookmarkStart w:id="55" w:name="thm-total-prob-1"/>
+    <w:bookmarkStart w:id="59" w:name="thm-total-prob-1"/>
     <w:p>
       <w:pPr>
         <w:pStyle w:val="BodyText"/>
@@ -9714,7 +10861,7 @@
         </m:oMath>
       </m:oMathPara>
     </w:p>
-    <w:bookmarkEnd w:id="55"/>
+    <w:bookmarkEnd w:id="59"/>
     <w:p>
       <w:pPr>
         <w:pStyle w:val="FirstParagraph"/>
@@ -10021,7 +11168,7 @@
         </m:oMath>
       </m:oMathPara>
     </w:p>
-    <w:bookmarkStart w:id="56" w:name="cor-p-neg0"/>
+    <w:bookmarkStart w:id="60" w:name="cor-p-neg0"/>
     <w:p>
       <w:pPr>
         <w:pStyle w:val="FirstParagraph"/>
@@ -10126,7 +11273,7 @@
         </m:oMath>
       </m:oMathPara>
     </w:p>
-    <w:bookmarkEnd w:id="56"/>
+    <w:bookmarkEnd w:id="60"/>
     <w:p>
       <w:pPr>
         <w:pStyle w:val="FirstParagraph"/>
@@ -10191,7 +11338,7 @@
         <w:t xml:space="preserve">.</w:t>
       </w:r>
     </w:p>
-    <w:bookmarkStart w:id="57" w:name="cor-p-neg"/>
+    <w:bookmarkStart w:id="61" w:name="cor-p-neg"/>
     <w:p>
       <w:pPr>
         <w:pStyle w:val="BodyText"/>
@@ -10351,7 +11498,7 @@
         </m:oMath>
       </m:oMathPara>
     </w:p>
-    <w:bookmarkEnd w:id="57"/>
+    <w:bookmarkEnd w:id="61"/>
     <w:p>
       <w:pPr>
         <w:pStyle w:val="FirstParagraph"/>
@@ -10535,7 +11682,7 @@
         </m:oMath>
       </m:oMathPara>
     </w:p>
-    <w:bookmarkStart w:id="58" w:name="exm-p-neg"/>
+    <w:bookmarkStart w:id="62" w:name="exm-p-neg"/>
     <w:p>
       <w:pPr>
         <w:pStyle w:val="FirstParagraph"/>
@@ -10545,7 +11692,7 @@
           <w:b/>
           <w:bCs/>
         </w:rPr>
-        <w:t xml:space="preserve">Example 13 (Probability of not rolling a six)</w:t>
+        <w:t xml:space="preserve">Example 15 (Probability of not rolling a six)</w:t>
       </w:r>
       <w:r>
         <w:t xml:space="preserve"> </w:t>
@@ -10665,8 +11812,8 @@
         <w:t xml:space="preserve">.</w:t>
       </w:r>
     </w:p>
-    <w:bookmarkEnd w:id="58"/>
-    <w:bookmarkStart w:id="60" w:name="def-random-choice"/>
+    <w:bookmarkEnd w:id="62"/>
+    <w:bookmarkStart w:id="64" w:name="def-random-choice"/>
     <w:p>
       <w:pPr>
         <w:pStyle w:val="BodyText"/>
@@ -10701,7 +11848,7 @@
       <w:r>
         <w:t xml:space="preserve"> </w:t>
       </w:r>
-      <w:hyperlink r:id="rId41">
+      <w:hyperlink r:id="rId45">
         <w:r>
           <w:rPr>
             <w:rStyle w:val="Hyperlink"/>
@@ -10886,7 +12033,7 @@
       <w:r>
         <w:t xml:space="preserve"> </w:t>
       </w:r>
-      <w:hyperlink r:id="rId59">
+      <w:hyperlink r:id="rId63">
         <w:r>
           <w:rPr>
             <w:rStyle w:val="Hyperlink"/>
@@ -10912,8 +12059,8 @@
         <w:t xml:space="preserve">.</w:t>
       </w:r>
     </w:p>
-    <w:bookmarkEnd w:id="60"/>
-    <w:bookmarkStart w:id="62" w:name="exm-random-choice-sets"/>
+    <w:bookmarkEnd w:id="64"/>
+    <w:bookmarkStart w:id="66" w:name="exm-random-choice-sets"/>
     <w:p>
       <w:pPr>
         <w:pStyle w:val="BodyText"/>
@@ -10923,7 +12070,7 @@
           <w:b/>
           <w:bCs/>
         </w:rPr>
-        <w:t xml:space="preserve">Example 14 (Choosing at random from a finite set and from an interval)</w:t>
+        <w:t xml:space="preserve">Example 16 (Choosing at random from a finite set and from an interval)</w:t>
       </w:r>
       <w:r>
         <w:t xml:space="preserve"> </w:t>
@@ -10999,7 +12146,7 @@
       <w:r>
         <w:t xml:space="preserve"> </w:t>
       </w:r>
-      <w:hyperlink r:id="rId43">
+      <w:hyperlink r:id="rId47">
         <w:r>
           <w:rPr>
             <w:rStyle w:val="Hyperlink"/>
@@ -11350,7 +12497,7 @@
       <w:r>
         <w:t xml:space="preserve"> </w:t>
       </w:r>
-      <w:hyperlink r:id="rId61">
+      <w:hyperlink r:id="rId65">
         <m:oMath>
           <m:r>
             <m:rPr>
@@ -11415,8 +12562,8 @@
         <w:t xml:space="preserve">so they have no choice at random in this sense.</w:t>
       </w:r>
     </w:p>
-    <w:bookmarkEnd w:id="62"/>
-    <w:bookmarkStart w:id="63" w:name="exm-random-choice-auto"/>
+    <w:bookmarkEnd w:id="66"/>
+    <w:bookmarkStart w:id="67" w:name="exm-random-choice-auto"/>
     <w:p>
       <w:pPr>
         <w:pStyle w:val="BodyText"/>
@@ -11426,7 +12573,7 @@
           <w:b/>
           <w:bCs/>
         </w:rPr>
-        <w:t xml:space="preserve">Example 15 (Choosing a car at random from the Auto data)</w:t>
+        <w:t xml:space="preserve">Example 17 (Choosing a car at random from the Auto data)</w:t>
       </w:r>
       <w:r>
         <w:t xml:space="preserve"> </w:t>
@@ -11715,9 +12862,9 @@
         <w:t xml:space="preserve">#&gt; [1] 0.5076531</w:t>
       </w:r>
     </w:p>
-    <w:bookmarkEnd w:id="63"/>
-    <w:bookmarkEnd w:id="64"/>
-    <w:bookmarkStart w:id="69" w:name="odds"/>
+    <w:bookmarkEnd w:id="67"/>
+    <w:bookmarkEnd w:id="68"/>
+    <w:bookmarkStart w:id="73" w:name="odds"/>
     <w:p>
       <w:pPr>
         <w:pStyle w:val="Heading2"/>
@@ -11726,7 +12873,7 @@
         <w:t xml:space="preserve">2 Odds</w:t>
       </w:r>
     </w:p>
-    <w:bookmarkStart w:id="65" w:name="def-odds"/>
+    <w:bookmarkStart w:id="69" w:name="def-odds"/>
     <w:p>
       <w:pPr>
         <w:pStyle w:val="FirstParagraph"/>
@@ -12024,8 +13171,8 @@
         </m:oMath>
       </m:oMathPara>
     </w:p>
-    <w:bookmarkEnd w:id="65"/>
-    <w:bookmarkStart w:id="66" w:name="exm-odds-auto"/>
+    <w:bookmarkEnd w:id="69"/>
+    <w:bookmarkStart w:id="70" w:name="exm-odds-auto"/>
     <w:p>
       <w:pPr>
         <w:pStyle w:val="FirstParagraph"/>
@@ -12035,7 +13182,7 @@
           <w:b/>
           <w:bCs/>
         </w:rPr>
-        <w:t xml:space="preserve">Example 16 (Odds that a car in the Auto data is American)</w:t>
+        <w:t xml:space="preserve">Example 18 (Odds that a car in the Auto data is American)</w:t>
       </w:r>
       <w:r>
         <w:t xml:space="preserve"> </w:t>
@@ -12166,7 +13313,7 @@
           <w:rPr>
             <w:rStyle w:val="Hyperlink"/>
           </w:rPr>
-          <w:t xml:space="preserve">Example 15</w:t>
+          <w:t xml:space="preserve">Example 17</w:t>
         </w:r>
       </w:hyperlink>
       <w:r>
@@ -12439,8 +13586,8 @@
         <w:t xml:space="preserve">as a car of non-American origin.</w:t>
       </w:r>
     </w:p>
-    <w:bookmarkEnd w:id="66"/>
-    <w:bookmarkStart w:id="67" w:name="def-log-odds"/>
+    <w:bookmarkEnd w:id="70"/>
+    <w:bookmarkStart w:id="71" w:name="def-log-odds"/>
     <w:p>
       <w:pPr>
         <w:pStyle w:val="BodyText"/>
@@ -12772,8 +13919,8 @@
         </m:oMath>
       </m:oMathPara>
     </w:p>
-    <w:bookmarkEnd w:id="67"/>
-    <w:bookmarkStart w:id="68" w:name="exm-log-odds-auto"/>
+    <w:bookmarkEnd w:id="71"/>
+    <w:bookmarkStart w:id="72" w:name="exm-log-odds-auto"/>
     <w:p>
       <w:pPr>
         <w:pStyle w:val="FirstParagraph"/>
@@ -12783,7 +13930,7 @@
           <w:b/>
           <w:bCs/>
         </w:rPr>
-        <w:t xml:space="preserve">Example 17 (Log-odds that a car in the Auto data is American)</w:t>
+        <w:t xml:space="preserve">Example 19 (Log-odds that a car in the Auto data is American)</w:t>
       </w:r>
       <w:r>
         <w:t xml:space="preserve"> </w:t>
@@ -12824,7 +13971,7 @@
           <w:rPr>
             <w:rStyle w:val="Hyperlink"/>
           </w:rPr>
-          <w:t xml:space="preserve">Example 16</w:t>
+          <w:t xml:space="preserve">Example 18</w:t>
         </w:r>
       </w:hyperlink>
       <w:r>
@@ -12964,9 +14111,9 @@
         <w:t xml:space="preserve">an American car is more likely than not.</w:t>
       </w:r>
     </w:p>
-    <w:bookmarkEnd w:id="68"/>
-    <w:bookmarkEnd w:id="69"/>
-    <w:bookmarkStart w:id="95" w:name="conditional-probability"/>
+    <w:bookmarkEnd w:id="72"/>
+    <w:bookmarkEnd w:id="73"/>
+    <w:bookmarkStart w:id="99" w:name="conditional-probability"/>
     <w:p>
       <w:pPr>
         <w:pStyle w:val="Heading2"/>
@@ -12975,7 +14122,7 @@
         <w:t xml:space="preserve">3 Conditional probability</w:t>
       </w:r>
     </w:p>
-    <w:bookmarkStart w:id="70" w:name="def-conditional-prob"/>
+    <w:bookmarkStart w:id="74" w:name="def-conditional-prob"/>
     <w:p>
       <w:pPr>
         <w:pStyle w:val="FirstParagraph"/>
@@ -13278,7 +14425,7 @@
         </m:oMath>
       </m:oMathPara>
     </w:p>
-    <w:bookmarkEnd w:id="70"/>
+    <w:bookmarkEnd w:id="74"/>
     <w:p>
       <w:pPr>
         <w:pStyle w:val="FirstParagraph"/>
@@ -13410,7 +14557,7 @@
         <w:t xml:space="preserve">.</w:t>
       </w:r>
     </w:p>
-    <w:bookmarkStart w:id="71" w:name="exm-conditional-prob"/>
+    <w:bookmarkStart w:id="75" w:name="exm-conditional-prob"/>
     <w:p>
       <w:pPr>
         <w:pStyle w:val="BodyText"/>
@@ -13420,7 +14567,7 @@
           <w:b/>
           <w:bCs/>
         </w:rPr>
-        <w:t xml:space="preserve">Example 18 (Rolling a six, given an even roll)</w:t>
+        <w:t xml:space="preserve">Example 20 (Rolling a six, given an even roll)</w:t>
       </w:r>
       <w:r>
         <w:t xml:space="preserve"> </w:t>
@@ -13433,7 +14580,7 @@
           <w:rPr>
             <w:rStyle w:val="Hyperlink"/>
           </w:rPr>
-          <w:t xml:space="preserve">Example 12</w:t>
+          <w:t xml:space="preserve">Example 14</w:t>
         </w:r>
       </w:hyperlink>
       <w:r>
@@ -13814,8 +14961,8 @@
         </m:oMath>
       </m:oMathPara>
     </w:p>
-    <w:bookmarkEnd w:id="71"/>
-    <w:bookmarkStart w:id="72" w:name="thm-law-conditional-prob"/>
+    <w:bookmarkEnd w:id="75"/>
+    <w:bookmarkStart w:id="76" w:name="thm-law-conditional-prob"/>
     <w:p>
       <w:pPr>
         <w:pStyle w:val="FirstParagraph"/>
@@ -14005,7 +15152,7 @@
         </m:oMath>
       </m:oMathPara>
     </w:p>
-    <w:bookmarkEnd w:id="72"/>
+    <w:bookmarkEnd w:id="76"/>
     <w:p>
       <w:pPr>
         <w:pStyle w:val="FirstParagraph"/>
@@ -14305,7 +15452,7 @@
         </m:oMath>
       </m:oMathPara>
     </w:p>
-    <w:bookmarkStart w:id="73" w:name="exm-law-conditional-prob"/>
+    <w:bookmarkStart w:id="77" w:name="exm-law-conditional-prob"/>
     <w:p>
       <w:pPr>
         <w:pStyle w:val="FirstParagraph"/>
@@ -14315,7 +15462,7 @@
           <w:b/>
           <w:bCs/>
         </w:rPr>
-        <w:t xml:space="preserve">Example 19 (Applying the law of conditional probability)</w:t>
+        <w:t xml:space="preserve">Example 21 (Applying the law of conditional probability)</w:t>
       </w:r>
       <w:r>
         <w:t xml:space="preserve"> </w:t>
@@ -14637,8 +15784,8 @@
         </m:oMath>
       </m:oMathPara>
     </w:p>
-    <w:bookmarkEnd w:id="73"/>
-    <w:bookmarkStart w:id="74" w:name="thm-total-prob"/>
+    <w:bookmarkEnd w:id="77"/>
+    <w:bookmarkStart w:id="78" w:name="thm-total-prob"/>
     <w:p>
       <w:pPr>
         <w:pStyle w:val="FirstParagraph"/>
@@ -14963,7 +16110,7 @@
         </m:oMath>
       </m:oMathPara>
     </w:p>
-    <w:bookmarkEnd w:id="74"/>
+    <w:bookmarkEnd w:id="78"/>
     <w:p>
       <w:pPr>
         <w:pStyle w:val="FirstParagraph"/>
@@ -15137,7 +16284,7 @@
       <w:r>
         <w:t xml:space="preserve"> </w:t>
       </w:r>
-      <w:hyperlink r:id="rId50">
+      <w:hyperlink r:id="rId54">
         <w:r>
           <w:rPr>
             <w:rStyle w:val="Hyperlink"/>
@@ -15486,7 +16633,7 @@
         </m:oMath>
       </m:oMathPara>
     </w:p>
-    <w:bookmarkStart w:id="75" w:name="thm-bayes"/>
+    <w:bookmarkStart w:id="79" w:name="thm-bayes"/>
     <w:p>
       <w:pPr>
         <w:pStyle w:val="FirstParagraph"/>
@@ -15753,7 +16900,7 @@
         </m:oMath>
       </m:oMathPara>
     </w:p>
-    <w:bookmarkEnd w:id="75"/>
+    <w:bookmarkEnd w:id="79"/>
     <w:p>
       <w:pPr>
         <w:pStyle w:val="FirstParagraph"/>
@@ -16200,7 +17347,7 @@
         </m:oMath>
       </m:oMathPara>
     </w:p>
-    <w:bookmarkStart w:id="76" w:name="exm-bayes"/>
+    <w:bookmarkStart w:id="80" w:name="exm-bayes"/>
     <w:p>
       <w:pPr>
         <w:pStyle w:val="FirstParagraph"/>
@@ -16210,7 +17357,7 @@
           <w:b/>
           <w:bCs/>
         </w:rPr>
-        <w:t xml:space="preserve">Example 20 (Positive predictive value of a medical test)</w:t>
+        <w:t xml:space="preserve">Example 22 (Positive predictive value of a medical test)</w:t>
       </w:r>
       <w:r>
         <w:t xml:space="preserve"> </w:t>
@@ -17236,8 +18383,8 @@
         <w:t xml:space="preserve">because the disease prevalence is relatively low (7%).</w:t>
       </w:r>
     </w:p>
-    <w:bookmarkEnd w:id="76"/>
-    <w:bookmarkStart w:id="77" w:name="exr-bayes"/>
+    <w:bookmarkEnd w:id="80"/>
+    <w:bookmarkStart w:id="81" w:name="exr-bayes"/>
     <w:p>
       <w:pPr>
         <w:pStyle w:val="BodyText"/>
@@ -17575,8 +18722,8 @@
         <w:t xml:space="preserve">, and none of them jointly.</w:t>
       </w:r>
     </w:p>
-    <w:bookmarkEnd w:id="77"/>
-    <w:bookmarkStart w:id="79" w:name="sol-bayes"/>
+    <w:bookmarkEnd w:id="81"/>
+    <w:bookmarkStart w:id="83" w:name="sol-bayes"/>
     <w:p>
       <w:pPr>
         <w:pStyle w:val="BodyText"/>
@@ -17890,7 +19037,7 @@
       <w:pPr>
         <w:pStyle w:val="BodyText"/>
       </w:pPr>
-      <w:bookmarkStart w:id="78" w:name="eq-bayes"/>
+      <w:bookmarkStart w:id="82" w:name="eq-bayes"/>
       <m:oMathPara>
         <m:oMathParaPr>
           <m:jc m:val="center"/>
@@ -18036,7 +19183,7 @@
           </m:r>
         </m:oMath>
       </m:oMathPara>
-      <w:bookmarkEnd w:id="78"/>
+      <w:bookmarkEnd w:id="82"/>
     </w:p>
     <w:p>
       <w:pPr>
@@ -18617,8 +19764,8 @@
         <w:t xml:space="preserve">decreases it.</w:t>
       </w:r>
     </w:p>
-    <w:bookmarkEnd w:id="79"/>
-    <w:bookmarkStart w:id="80" w:name="exr-base-rate"/>
+    <w:bookmarkEnd w:id="83"/>
+    <w:bookmarkStart w:id="84" w:name="exr-base-rate"/>
     <w:p>
       <w:pPr>
         <w:pStyle w:val="BodyText"/>
@@ -18723,8 +19870,8 @@
         <w:t xml:space="preserve">.</w:t>
       </w:r>
     </w:p>
-    <w:bookmarkEnd w:id="80"/>
-    <w:bookmarkStart w:id="81" w:name="sol-base-rate"/>
+    <w:bookmarkEnd w:id="84"/>
+    <w:bookmarkStart w:id="85" w:name="sol-base-rate"/>
     <w:p>
       <w:pPr>
         <w:pStyle w:val="BodyText"/>
@@ -19695,7 +20842,7 @@
         <w:t xml:space="preserve">and it illustrates why raw accuracy can be misleading on rare events.</w:t>
       </w:r>
     </w:p>
-    <w:bookmarkEnd w:id="81"/>
+    <w:bookmarkEnd w:id="85"/>
     <w:tbl>
       <w:tblPr>
         <w:tblStyle w:val="Table"/>
@@ -19737,18 +20884,18 @@
                 <wp:inline>
                   <wp:extent cx="152400" cy="152400"/>
                   <wp:effectExtent b="0" l="0" r="0" t="0"/>
-                  <wp:docPr descr="" title="" id="83" name="Picture"/>
+                  <wp:docPr descr="" title="" id="87" name="Picture"/>
                   <a:graphic>
                     <a:graphicData uri="http://schemas.openxmlformats.org/drawingml/2006/picture">
                       <pic:pic>
                         <pic:nvPicPr>
-                          <pic:cNvPr descr="/opt/quarto/share/formats/docx/tip.png" id="84" name="Picture"/>
+                          <pic:cNvPr descr="/opt/quarto/share/formats/docx/tip.png" id="88" name="Picture"/>
                           <pic:cNvPicPr>
                             <a:picLocks noChangeArrowheads="1" noChangeAspect="1"/>
                           </pic:cNvPicPr>
                         </pic:nvPicPr>
                         <pic:blipFill>
-                          <a:blip r:embed="rId82"/>
+                          <a:blip r:embed="rId86"/>
                           <a:stretch>
                             <a:fillRect/>
                           </a:stretch>
@@ -19810,7 +20957,7 @@
             <w:r>
               <w:t xml:space="preserve"> </w:t>
             </w:r>
-            <w:hyperlink r:id="rId85">
+            <w:hyperlink r:id="rId89">
               <w:r>
                 <w:rPr>
                   <w:rStyle w:val="Hyperlink"/>
@@ -19854,7 +21001,7 @@
             <w:r>
               <w:t xml:space="preserve"> </w:t>
             </w:r>
-            <w:hyperlink r:id="rId86">
+            <w:hyperlink r:id="rId90">
               <w:r>
                 <w:rPr>
                   <w:rStyle w:val="Hyperlink"/>
@@ -19919,18 +21066,18 @@
                 <wp:inline>
                   <wp:extent cx="152400" cy="152400"/>
                   <wp:effectExtent b="0" l="0" r="0" t="0"/>
-                  <wp:docPr descr="" title="" id="87" name="Picture"/>
+                  <wp:docPr descr="" title="" id="91" name="Picture"/>
                   <a:graphic>
                     <a:graphicData uri="http://schemas.openxmlformats.org/drawingml/2006/picture">
                       <pic:pic>
                         <pic:nvPicPr>
-                          <pic:cNvPr descr="/opt/quarto/share/formats/docx/tip.png" id="88" name="Picture"/>
+                          <pic:cNvPr descr="/opt/quarto/share/formats/docx/tip.png" id="92" name="Picture"/>
                           <pic:cNvPicPr>
                             <a:picLocks noChangeArrowheads="1" noChangeAspect="1"/>
                           </pic:cNvPicPr>
                         </pic:nvPicPr>
                         <pic:blipFill>
-                          <a:blip r:embed="rId82"/>
+                          <a:blip r:embed="rId86"/>
                           <a:stretch>
                             <a:fillRect/>
                           </a:stretch>
@@ -19992,7 +21139,7 @@
             <w:r>
               <w:t xml:space="preserve"> </w:t>
             </w:r>
-            <w:hyperlink r:id="rId89">
+            <w:hyperlink r:id="rId93">
               <w:r>
                 <w:rPr>
                   <w:rStyle w:val="Hyperlink"/>
@@ -20042,7 +21189,7 @@
       <w:r>
         <w:t xml:space="preserve"> </w:t>
       </w:r>
-      <w:hyperlink r:id="rId90">
+      <w:hyperlink r:id="rId94">
         <w:r>
           <w:rPr>
             <w:rStyle w:val="Hyperlink"/>
@@ -20059,7 +21206,7 @@
       <w:r>
         <w:t xml:space="preserve"> </w:t>
       </w:r>
-      <w:hyperlink r:id="rId91">
+      <w:hyperlink r:id="rId95">
         <w:r>
           <w:rPr>
             <w:rStyle w:val="Hyperlink"/>
@@ -20112,18 +21259,18 @@
                 <wp:inline>
                   <wp:extent cx="152400" cy="152400"/>
                   <wp:effectExtent b="0" l="0" r="0" t="0"/>
-                  <wp:docPr descr="" title="" id="92" name="Picture"/>
+                  <wp:docPr descr="" title="" id="96" name="Picture"/>
                   <a:graphic>
                     <a:graphicData uri="http://schemas.openxmlformats.org/drawingml/2006/picture">
                       <pic:pic>
                         <pic:nvPicPr>
-                          <pic:cNvPr descr="/opt/quarto/share/formats/docx/tip.png" id="93" name="Picture"/>
+                          <pic:cNvPr descr="/opt/quarto/share/formats/docx/tip.png" id="97" name="Picture"/>
                           <pic:cNvPicPr>
                             <a:picLocks noChangeArrowheads="1" noChangeAspect="1"/>
                           </pic:cNvPicPr>
                         </pic:nvPicPr>
                         <pic:blipFill>
-                          <a:blip r:embed="rId82"/>
+                          <a:blip r:embed="rId86"/>
                           <a:stretch>
                             <a:fillRect/>
                           </a:stretch>
@@ -20214,7 +21361,7 @@
             <w:r>
               <w:t xml:space="preserve"> </w:t>
             </w:r>
-            <w:hyperlink r:id="rId94">
+            <w:hyperlink r:id="rId98">
               <w:r>
                 <w:rPr>
                   <w:rStyle w:val="Hyperlink"/>
@@ -20256,8 +21403,8 @@
         </w:tc>
       </w:tr>
     </w:tbl>
-    <w:bookmarkEnd w:id="95"/>
-    <w:bookmarkStart w:id="130" w:name="references"/>
+    <w:bookmarkEnd w:id="99"/>
+    <w:bookmarkStart w:id="134" w:name="references"/>
     <w:p>
       <w:pPr>
         <w:pStyle w:val="Heading2"/>
@@ -20266,8 +21413,8 @@
         <w:t xml:space="preserve">References</w:t>
       </w:r>
     </w:p>
-    <w:bookmarkStart w:id="129" w:name="refs"/>
-    <w:bookmarkStart w:id="97" w:name="X0323630174b5cbd87b45a7fef24ef56ec3bdd6b"/>
+    <w:bookmarkStart w:id="133" w:name="refs"/>
+    <w:bookmarkStart w:id="101" w:name="X0323630174b5cbd87b45a7fef24ef56ec3bdd6b"/>
     <w:p>
       <w:pPr>
         <w:pStyle w:val="Bibliography"/>
@@ -20314,7 +21461,7 @@
       <w:r>
         <w:t xml:space="preserve"> </w:t>
       </w:r>
-      <w:hyperlink r:id="rId96">
+      <w:hyperlink r:id="rId100">
         <w:r>
           <w:rPr>
             <w:rStyle w:val="Hyperlink"/>
@@ -20323,8 +21470,8 @@
         </w:r>
       </w:hyperlink>
     </w:p>
-    <w:bookmarkEnd w:id="97"/>
-    <w:bookmarkStart w:id="99" w:name="ref-wikipedia_sample_space"/>
+    <w:bookmarkEnd w:id="101"/>
+    <w:bookmarkStart w:id="103" w:name="ref-wikipedia_sample_space"/>
     <w:p>
       <w:pPr>
         <w:pStyle w:val="Bibliography"/>
@@ -20371,7 +21518,7 @@
       <w:r>
         <w:t xml:space="preserve"> </w:t>
       </w:r>
-      <w:hyperlink r:id="rId98">
+      <w:hyperlink r:id="rId102">
         <w:r>
           <w:rPr>
             <w:rStyle w:val="Hyperlink"/>
@@ -20380,8 +21527,8 @@
         </w:r>
       </w:hyperlink>
     </w:p>
-    <w:bookmarkEnd w:id="99"/>
-    <w:bookmarkStart w:id="101" w:name="ref-wikipedia_event_probability_theory"/>
+    <w:bookmarkEnd w:id="103"/>
+    <w:bookmarkStart w:id="105" w:name="ref-wikipedia_event_probability_theory"/>
     <w:p>
       <w:pPr>
         <w:pStyle w:val="Bibliography"/>
@@ -20428,7 +21575,7 @@
       <w:r>
         <w:t xml:space="preserve"> </w:t>
       </w:r>
-      <w:hyperlink r:id="rId100">
+      <w:hyperlink r:id="rId104">
         <w:r>
           <w:rPr>
             <w:rStyle w:val="Hyperlink"/>
@@ -20437,8 +21584,8 @@
         </w:r>
       </w:hyperlink>
     </w:p>
-    <w:bookmarkEnd w:id="101"/>
-    <w:bookmarkStart w:id="103" w:name="ref-CaseBerg01"/>
+    <w:bookmarkEnd w:id="105"/>
+    <w:bookmarkStart w:id="107" w:name="ref-CaseBerg01"/>
     <w:p>
       <w:pPr>
         <w:pStyle w:val="Bibliography"/>
@@ -20471,7 +21618,7 @@
       <w:r>
         <w:t xml:space="preserve"> </w:t>
       </w:r>
-      <w:hyperlink r:id="rId102">
+      <w:hyperlink r:id="rId106">
         <w:r>
           <w:rPr>
             <w:rStyle w:val="Hyperlink"/>
@@ -20480,8 +21627,8 @@
         </w:r>
       </w:hyperlink>
     </w:p>
-    <w:bookmarkEnd w:id="103"/>
-    <w:bookmarkStart w:id="105" w:name="ref-wikipedia_probability_space"/>
+    <w:bookmarkEnd w:id="107"/>
+    <w:bookmarkStart w:id="109" w:name="ref-wikipedia_probability_space"/>
     <w:p>
       <w:pPr>
         <w:pStyle w:val="Bibliography"/>
@@ -20528,7 +21675,7 @@
       <w:r>
         <w:t xml:space="preserve"> </w:t>
       </w:r>
-      <w:hyperlink r:id="rId104">
+      <w:hyperlink r:id="rId108">
         <w:r>
           <w:rPr>
             <w:rStyle w:val="Hyperlink"/>
@@ -20537,8 +21684,8 @@
         </w:r>
       </w:hyperlink>
     </w:p>
-    <w:bookmarkEnd w:id="105"/>
-    <w:bookmarkStart w:id="107" w:name="ref-wikipedia_probability_axioms"/>
+    <w:bookmarkEnd w:id="109"/>
+    <w:bookmarkStart w:id="111" w:name="ref-wikipedia_probability_axioms"/>
     <w:p>
       <w:pPr>
         <w:pStyle w:val="Bibliography"/>
@@ -20585,7 +21732,7 @@
       <w:r>
         <w:t xml:space="preserve"> </w:t>
       </w:r>
-      <w:hyperlink r:id="rId106">
+      <w:hyperlink r:id="rId110">
         <w:r>
           <w:rPr>
             <w:rStyle w:val="Hyperlink"/>
@@ -20594,8 +21741,8 @@
         </w:r>
       </w:hyperlink>
     </w:p>
-    <w:bookmarkEnd w:id="107"/>
-    <w:bookmarkStart w:id="109" w:name="ref-wikipedia_odds"/>
+    <w:bookmarkEnd w:id="111"/>
+    <w:bookmarkStart w:id="113" w:name="ref-wikipedia_odds"/>
     <w:p>
       <w:pPr>
         <w:pStyle w:val="Bibliography"/>
@@ -20642,7 +21789,7 @@
       <w:r>
         <w:t xml:space="preserve"> </w:t>
       </w:r>
-      <w:hyperlink r:id="rId108">
+      <w:hyperlink r:id="rId112">
         <w:r>
           <w:rPr>
             <w:rStyle w:val="Hyperlink"/>
@@ -20651,8 +21798,8 @@
         </w:r>
       </w:hyperlink>
     </w:p>
-    <w:bookmarkEnd w:id="109"/>
-    <w:bookmarkStart w:id="111" w:name="ref-wikipedia_logit"/>
+    <w:bookmarkEnd w:id="113"/>
+    <w:bookmarkStart w:id="115" w:name="ref-wikipedia_logit"/>
     <w:p>
       <w:pPr>
         <w:pStyle w:val="Bibliography"/>
@@ -20699,7 +21846,7 @@
       <w:r>
         <w:t xml:space="preserve"> </w:t>
       </w:r>
-      <w:hyperlink r:id="rId110">
+      <w:hyperlink r:id="rId114">
         <w:r>
           <w:rPr>
             <w:rStyle w:val="Hyperlink"/>
@@ -20708,8 +21855,8 @@
         </w:r>
       </w:hyperlink>
     </w:p>
-    <w:bookmarkEnd w:id="111"/>
-    <w:bookmarkStart w:id="113" w:name="ref-wikipedia_conditional_probability"/>
+    <w:bookmarkEnd w:id="115"/>
+    <w:bookmarkStart w:id="117" w:name="ref-wikipedia_conditional_probability"/>
     <w:p>
       <w:pPr>
         <w:pStyle w:val="Bibliography"/>
@@ -20756,7 +21903,7 @@
       <w:r>
         <w:t xml:space="preserve"> </w:t>
       </w:r>
-      <w:hyperlink r:id="rId112">
+      <w:hyperlink r:id="rId116">
         <w:r>
           <w:rPr>
             <w:rStyle w:val="Hyperlink"/>
@@ -20765,8 +21912,8 @@
         </w:r>
       </w:hyperlink>
     </w:p>
-    <w:bookmarkEnd w:id="113"/>
-    <w:bookmarkStart w:id="115" w:name="ref-ross-probsim"/>
+    <w:bookmarkEnd w:id="117"/>
+    <w:bookmarkStart w:id="119" w:name="ref-ross-probsim"/>
     <w:p>
       <w:pPr>
         <w:pStyle w:val="Bibliography"/>
@@ -20798,7 +21945,7 @@
       <w:r>
         <w:t xml:space="preserve"> </w:t>
       </w:r>
-      <w:hyperlink r:id="rId114">
+      <w:hyperlink r:id="rId118">
         <w:r>
           <w:rPr>
             <w:rStyle w:val="Hyperlink"/>
@@ -20807,8 +21954,8 @@
         </w:r>
       </w:hyperlink>
     </w:p>
-    <w:bookmarkEnd w:id="115"/>
-    <w:bookmarkStart w:id="117" w:name="ref-wikipedia_law_of_total_probability"/>
+    <w:bookmarkEnd w:id="119"/>
+    <w:bookmarkStart w:id="121" w:name="ref-wikipedia_law_of_total_probability"/>
     <w:p>
       <w:pPr>
         <w:pStyle w:val="Bibliography"/>
@@ -20855,7 +22002,7 @@
       <w:r>
         <w:t xml:space="preserve"> </w:t>
       </w:r>
-      <w:hyperlink r:id="rId116">
+      <w:hyperlink r:id="rId120">
         <w:r>
           <w:rPr>
             <w:rStyle w:val="Hyperlink"/>
@@ -20864,8 +22011,8 @@
         </w:r>
       </w:hyperlink>
     </w:p>
-    <w:bookmarkEnd w:id="117"/>
-    <w:bookmarkStart w:id="119" w:name="ref-wikipedia_bayes_theorem"/>
+    <w:bookmarkEnd w:id="121"/>
+    <w:bookmarkStart w:id="123" w:name="ref-wikipedia_bayes_theorem"/>
     <w:p>
       <w:pPr>
         <w:pStyle w:val="Bibliography"/>
@@ -20912,7 +22059,7 @@
       <w:r>
         <w:t xml:space="preserve"> </w:t>
       </w:r>
-      <w:hyperlink r:id="rId118">
+      <w:hyperlink r:id="rId122">
         <w:r>
           <w:rPr>
             <w:rStyle w:val="Hyperlink"/>
@@ -20921,8 +22068,8 @@
         </w:r>
       </w:hyperlink>
     </w:p>
-    <w:bookmarkEnd w:id="119"/>
-    <w:bookmarkStart w:id="120" w:name="ref-hutchinson2024data471"/>
+    <w:bookmarkEnd w:id="123"/>
+    <w:bookmarkStart w:id="124" w:name="ref-hutchinson2024data471"/>
     <w:p>
       <w:pPr>
         <w:pStyle w:val="Bibliography"/>
@@ -20961,8 +22108,8 @@
         <w:t xml:space="preserve">Western Washington University, 2024.</w:t>
       </w:r>
     </w:p>
-    <w:bookmarkEnd w:id="120"/>
-    <w:bookmarkStart w:id="122" w:name="ref-wikipedia_base_rate_fallacy"/>
+    <w:bookmarkEnd w:id="124"/>
+    <w:bookmarkStart w:id="126" w:name="ref-wikipedia_base_rate_fallacy"/>
     <w:p>
       <w:pPr>
         <w:pStyle w:val="Bibliography"/>
@@ -21009,7 +22156,7 @@
       <w:r>
         <w:t xml:space="preserve"> </w:t>
       </w:r>
-      <w:hyperlink r:id="rId121">
+      <w:hyperlink r:id="rId125">
         <w:r>
           <w:rPr>
             <w:rStyle w:val="Hyperlink"/>
@@ -21018,8 +22165,8 @@
         </w:r>
       </w:hyperlink>
     </w:p>
-    <w:bookmarkEnd w:id="122"/>
-    <w:bookmarkStart w:id="124" w:name="ref-hutchinson_wwu_ml_videos"/>
+    <w:bookmarkEnd w:id="126"/>
+    <w:bookmarkStart w:id="128" w:name="ref-hutchinson_wwu_ml_videos"/>
     <w:p>
       <w:pPr>
         <w:pStyle w:val="Bibliography"/>
@@ -21072,7 +22219,7 @@
       <w:r>
         <w:t xml:space="preserve"> </w:t>
       </w:r>
-      <w:hyperlink r:id="rId123">
+      <w:hyperlink r:id="rId127">
         <w:r>
           <w:rPr>
             <w:rStyle w:val="Hyperlink"/>
@@ -21081,8 +22228,8 @@
         </w:r>
       </w:hyperlink>
     </w:p>
-    <w:bookmarkEnd w:id="124"/>
-    <w:bookmarkStart w:id="126" w:name="ref-fiveminuteai_probstat"/>
+    <w:bookmarkEnd w:id="128"/>
+    <w:bookmarkStart w:id="130" w:name="ref-fiveminuteai_probstat"/>
     <w:p>
       <w:pPr>
         <w:pStyle w:val="Bibliography"/>
@@ -21114,7 +22261,7 @@
       <w:r>
         <w:t xml:space="preserve"> </w:t>
       </w:r>
-      <w:hyperlink r:id="rId125">
+      <w:hyperlink r:id="rId129">
         <w:r>
           <w:rPr>
             <w:rStyle w:val="Hyperlink"/>
@@ -21123,8 +22270,8 @@
         </w:r>
       </w:hyperlink>
     </w:p>
-    <w:bookmarkEnd w:id="126"/>
-    <w:bookmarkStart w:id="128" w:name="ref-lange2024applied"/>
+    <w:bookmarkEnd w:id="130"/>
+    <w:bookmarkStart w:id="132" w:name="ref-lange2024applied"/>
     <w:p>
       <w:pPr>
         <w:pStyle w:val="Bibliography"/>
@@ -21157,7 +22304,7 @@
       <w:r>
         <w:t xml:space="preserve"> </w:t>
       </w:r>
-      <w:hyperlink r:id="rId127">
+      <w:hyperlink r:id="rId131">
         <w:r>
           <w:rPr>
             <w:rStyle w:val="Hyperlink"/>
@@ -21169,9 +22316,9 @@
         <w:t xml:space="preserve">.</w:t>
       </w:r>
     </w:p>
-    <w:bookmarkEnd w:id="128"/>
-    <w:bookmarkEnd w:id="129"/>
-    <w:bookmarkEnd w:id="130"/>
+    <w:bookmarkEnd w:id="132"/>
+    <w:bookmarkEnd w:id="133"/>
+    <w:bookmarkEnd w:id="134"/>
     <w:sectPr>
       <w:footnotePr>
         <w:numRestart w:val="eachSect"/>
